--- a/AutomotiveRetailerVOIPIssue.docx
+++ b/AutomotiveRetailerVOIPIssue.docx
@@ -163,15 +163,7 @@
         <w:t xml:space="preserve">VOIP </w:t>
       </w:r>
       <w:r>
-        <w:t xml:space="preserve">phone on this counter </w:t>
-      </w:r>
-      <w:proofErr w:type="gramStart"/>
-      <w:r>
-        <w:t>is directly connected</w:t>
-      </w:r>
-      <w:proofErr w:type="gramEnd"/>
-      <w:r>
-        <w:t xml:space="preserve"> to the </w:t>
+        <w:t xml:space="preserve">phone on this counter is directly connected to the </w:t>
       </w:r>
       <w:r>
         <w:t>Cisco</w:t>
@@ -374,13 +366,8 @@
     </w:p>
     <w:p>
       <w:r>
-        <w:t xml:space="preserve">The Cisco VOIP phones </w:t>
-      </w:r>
-      <w:proofErr w:type="gramStart"/>
-      <w:r>
-        <w:t>are configured</w:t>
-      </w:r>
-      <w:proofErr w:type="gramEnd"/>
+        <w:t>The Cisco VOIP phones are configured</w:t>
+      </w:r>
       <w:r>
         <w:t xml:space="preserve"> to acquire their IP address from the Cisco </w:t>
       </w:r>
@@ -616,15 +603,7 @@
         <w:t xml:space="preserve">Ethernet </w:t>
       </w:r>
       <w:r>
-        <w:t xml:space="preserve">cable damage </w:t>
-      </w:r>
-      <w:proofErr w:type="gramStart"/>
-      <w:r>
-        <w:t>was identified</w:t>
-      </w:r>
-      <w:proofErr w:type="gramEnd"/>
-      <w:r>
-        <w:t>.</w:t>
+        <w:t>cable damage was identified.</w:t>
       </w:r>
     </w:p>
     <w:p>
@@ -690,15 +669,7 @@
         <w:t xml:space="preserve"> VOIP</w:t>
       </w:r>
       <w:r>
-        <w:t xml:space="preserve"> phone </w:t>
-      </w:r>
-      <w:proofErr w:type="gramStart"/>
-      <w:r>
-        <w:t>is hidden</w:t>
-      </w:r>
-      <w:proofErr w:type="gramEnd"/>
-      <w:r>
-        <w:t xml:space="preserve"> out of sight under the counter,</w:t>
+        <w:t xml:space="preserve"> phone is hidden out of sight under the counter,</w:t>
       </w:r>
     </w:p>
     <w:p>
@@ -1310,15 +1281,7 @@
         <w:t>I</w:t>
       </w:r>
       <w:r>
-        <w:t xml:space="preserve">t </w:t>
-      </w:r>
-      <w:proofErr w:type="gramStart"/>
-      <w:r>
-        <w:t>was confirmed</w:t>
-      </w:r>
-      <w:proofErr w:type="gramEnd"/>
-      <w:r>
-        <w:t xml:space="preserve"> that the blue</w:t>
+        <w:t>t was confirmed that the blue</w:t>
       </w:r>
       <w:r>
         <w:t xml:space="preserve"> Ethernet</w:t>
@@ -1665,15 +1628,7 @@
         <w:t xml:space="preserve"> Ethernet</w:t>
       </w:r>
       <w:r>
-        <w:t xml:space="preserve"> cable </w:t>
-      </w:r>
-      <w:proofErr w:type="gramStart"/>
-      <w:r>
-        <w:t>was repaired</w:t>
-      </w:r>
-      <w:proofErr w:type="gramEnd"/>
-      <w:r>
-        <w:t>.</w:t>
+        <w:t xml:space="preserve"> cable was repaired.</w:t>
       </w:r>
       <w:r>
         <w:t xml:space="preserve"> </w:t>
@@ -2142,6 +2097,9 @@
     <w:pPr>
       <w:pStyle w:val="Footer"/>
     </w:pPr>
+    <w:r>
+      <w:t>© 2026 Edward Vickers</w:t>
+    </w:r>
   </w:p>
 </w:ftr>
 </file>

--- a/AutomotiveRetailerVOIPIssue.docx
+++ b/AutomotiveRetailerVOIPIssue.docx
@@ -2099,6 +2099,9 @@
     </w:pPr>
     <w:r>
       <w:t>© 2026 Edward Vickers</w:t>
+    </w:r>
+    <w:r>
+      <w:t xml:space="preserve"> All Rights Reserved</w:t>
     </w:r>
   </w:p>
 </w:ftr>
